--- a/seminars/global-market-entry/Participant_Workbook.docx
+++ b/seminars/global-market-entry/Participant_Workbook.docx
@@ -13432,7 +13432,7 @@
                 <w:color w:val="22333B"/>
                 <w:sz w:val="18"/>
               </w:rPr>
-              <w:t>MDCG guidance, especially 2020-5 and 2020-6</w:t>
+              <w:t>MDCG guidance — 2020-5, 2020-6 and 2019-13</w:t>
             </w:r>
           </w:p>
         </w:tc>
@@ -13453,7 +13453,7 @@
                 <w:color w:val="22333B"/>
                 <w:sz w:val="18"/>
               </w:rPr>
-              <w:t>How equivalence is assessed, and what legacy clinical data can support.</w:t>
+              <w:t>How equivalence is assessed, what legacy clinical data can support, and how notified bodies sample technical documentation for Class IIa and IIb.</w:t>
             </w:r>
           </w:p>
         </w:tc>

--- a/seminars/global-market-entry/Participant_Workbook.docx
+++ b/seminars/global-market-entry/Participant_Workbook.docx
@@ -3441,8 +3441,46 @@
     </w:p>
     <w:p>
       <w:pPr>
+        <w:pageBreakBefore/>
+        <w:spacing w:after="40" w:before="0"/>
+      </w:pPr>
+      <w:r>
+        <w:rPr>
+          <w:rFonts w:ascii="Calibri" w:hAnsi="Calibri"/>
+          <w:b/>
+          <w:color w:val="0E7C7B"/>
+          <w:sz w:val="17"/>
+          <w:spacing w:val="30"/>
+        </w:rPr>
+        <w:t>PART TWO, CONTINUED</w:t>
+      </w:r>
+    </w:p>
+    <w:p>
+      <w:pPr>
+        <w:spacing w:after="80" w:before="0"/>
+      </w:pPr>
+      <w:r>
+        <w:rPr>
+          <w:rFonts w:ascii="Cambria" w:hAnsi="Cambria"/>
+          <w:b/>
+          <w:color w:val="1B3A4B"/>
+          <w:sz w:val="36"/>
+        </w:rPr>
+        <w:t>The transition, and what is only proposed</w:t>
+      </w:r>
+    </w:p>
+    <w:p>
+      <w:pPr>
+        <w:spacing w:before="120" w:after="160"/>
+        <w:pBdr>
+          <w:bottom w:val="single" w:sz="6" w:space="1" w:color="D7E2E5"/>
+        </w:pBdr>
+      </w:pPr>
+    </w:p>
+    <w:p>
+      <w:pPr>
         <w:keepNext/>
-        <w:spacing w:after="40" w:before="140"/>
+        <w:spacing w:after="40" w:before="0"/>
       </w:pPr>
       <w:r>
         <w:rPr>
@@ -3451,7 +3489,7 @@
           <w:color w:val="0E7C7B"/>
           <w:sz w:val="21"/>
         </w:rPr>
-        <w:t>The transition — Regulation (EU) 2023/607</w:t>
+        <w:t>The transition — Regulation (EU) 2023/607  [IN FORCE]</w:t>
       </w:r>
     </w:p>
     <w:tbl>
@@ -3478,6 +3516,7 @@
       <w:tr>
         <w:trPr>
           <w:cantSplit/>
+          <w:tblHeader/>
         </w:trPr>
         <w:tc>
           <w:tcPr>
@@ -3692,6 +3731,184 @@
           <w:sz w:val="19"/>
         </w:rPr>
         <w:t>It is a proposal under the ordinary legislative procedure. It is not law, it may change substantially, and it may fail. Track it; plan on current law until it is published in the Official Journal.</w:t>
+      </w:r>
+    </w:p>
+    <w:tbl>
+      <w:tblPr>
+        <w:tblW w:type="auto" w:w="0"/>
+        <w:jc w:val="left"/>
+        <w:tblLayout w:type="fixed"/>
+        <w:tblLook w:firstColumn="1" w:firstRow="1" w:lastColumn="0" w:lastRow="0" w:noHBand="0" w:noVBand="1" w:val="04A0"/>
+        <w:tblBorders>
+          <w:top w:val="single" w:sz="6" w:space="0" w:color="CFDFDE"/>
+          <w:left w:val="single" w:sz="6" w:space="0" w:color="CFDFDE"/>
+          <w:bottom w:val="single" w:sz="6" w:space="0" w:color="CFDFDE"/>
+          <w:right w:val="single" w:sz="6" w:space="0" w:color="CFDFDE"/>
+          <w:insideH w:val="single" w:sz="6" w:space="0" w:color="CFDFDE"/>
+          <w:insideV w:val="single" w:sz="6" w:space="0" w:color="CFDFDE"/>
+        </w:tblBorders>
+        <w:tblLayout w:type="fixed"/>
+        <w:tblW w:w="9792" w:type="dxa"/>
+      </w:tblPr>
+      <w:tblGrid>
+        <w:gridCol w:w="9792"/>
+      </w:tblGrid>
+      <w:tr>
+        <w:trPr>
+          <w:cantSplit/>
+        </w:trPr>
+        <w:tc>
+          <w:tcPr>
+            <w:tcW w:type="dxa" w:w="9792"/>
+            <w:shd w:val="clear" w:color="auto" w:fill="EAF3F2"/>
+          </w:tcPr>
+          <w:p>
+            <w:pPr>
+              <w:spacing w:after="60" w:before="80"/>
+            </w:pPr>
+            <w:r/>
+            <w:r>
+              <w:rPr>
+                <w:rFonts w:ascii="Calibri" w:hAnsi="Calibri"/>
+                <w:b/>
+                <w:color w:val="0E7C7B"/>
+                <w:sz w:val="20"/>
+              </w:rPr>
+              <w:t>The discipline this section is really teaching</w:t>
+            </w:r>
+          </w:p>
+          <w:p>
+            <w:pPr>
+              <w:spacing w:after="80"/>
+            </w:pPr>
+            <w:r>
+              <w:rPr>
+                <w:rFonts w:ascii="Calibri" w:hAnsi="Calibri"/>
+                <w:color w:val="22333B"/>
+                <w:sz w:val="19"/>
+              </w:rPr>
+              <w:t>For every requirement you are planning around, be able to say which of three things it is: in force, adopted but not yet applicable, or merely proposed. In a year with a live MDR amendment proposal and a half-built UK framework, the ability to state that precisely is worth more to your organisation than knowing any individual rule.</w:t>
+            </w:r>
+          </w:p>
+        </w:tc>
+      </w:tr>
+    </w:tbl>
+    <w:p>
+      <w:pPr>
+        <w:spacing w:after="100" w:before="0" w:line="240" w:lineRule="auto"/>
+      </w:pPr>
+      <w:r>
+        <w:rPr>
+          <w:sz w:val="2"/>
+        </w:rPr>
+      </w:r>
+    </w:p>
+    <w:p>
+      <w:pPr>
+        <w:keepNext/>
+        <w:spacing w:after="60"/>
+      </w:pPr>
+      <w:r>
+        <w:rPr>
+          <w:rFonts w:ascii="Calibri" w:hAnsi="Calibri"/>
+          <w:b w:val="0"/>
+          <w:i/>
+          <w:color w:val="4E626D"/>
+          <w:sz w:val="18"/>
+        </w:rPr>
+        <w:t>Notes — what applies to my product:</w:t>
+      </w:r>
+    </w:p>
+    <w:tbl>
+      <w:tblPr>
+        <w:tblW w:type="auto" w:w="0"/>
+        <w:tblLayout w:type="fixed"/>
+        <w:tblLook w:firstColumn="1" w:firstRow="1" w:lastColumn="0" w:lastRow="0" w:noHBand="0" w:noVBand="1" w:val="04A0"/>
+        <w:tblBorders>
+          <w:top w:val="none"/>
+          <w:left w:val="none"/>
+          <w:right w:val="none"/>
+          <w:insideV w:val="none"/>
+          <w:bottom w:val="single" w:sz="4" w:space="0" w:color="C8D6DA"/>
+          <w:insideH w:val="single" w:sz="4" w:space="0" w:color="C8D6DA"/>
+        </w:tblBorders>
+      </w:tblPr>
+      <w:tblGrid>
+        <w:gridCol w:w="9792"/>
+      </w:tblGrid>
+      <w:tr>
+        <w:trPr>
+          <w:cantSplit/>
+        </w:trPr>
+        <w:tc>
+          <w:tcPr>
+            <w:tcW w:type="dxa" w:w="9792"/>
+          </w:tcPr>
+          <w:p>
+            <w:pPr>
+              <w:spacing w:after="180" w:before="180"/>
+            </w:pPr>
+            <w:r/>
+          </w:p>
+        </w:tc>
+      </w:tr>
+      <w:tr>
+        <w:trPr>
+          <w:cantSplit/>
+        </w:trPr>
+        <w:tc>
+          <w:tcPr>
+            <w:tcW w:type="dxa" w:w="9792"/>
+          </w:tcPr>
+          <w:p>
+            <w:pPr>
+              <w:spacing w:after="180" w:before="180"/>
+            </w:pPr>
+            <w:r/>
+          </w:p>
+        </w:tc>
+      </w:tr>
+      <w:tr>
+        <w:trPr>
+          <w:cantSplit/>
+        </w:trPr>
+        <w:tc>
+          <w:tcPr>
+            <w:tcW w:type="dxa" w:w="9792"/>
+          </w:tcPr>
+          <w:p>
+            <w:pPr>
+              <w:spacing w:after="180" w:before="180"/>
+            </w:pPr>
+            <w:r/>
+          </w:p>
+        </w:tc>
+      </w:tr>
+      <w:tr>
+        <w:trPr>
+          <w:cantSplit/>
+        </w:trPr>
+        <w:tc>
+          <w:tcPr>
+            <w:tcW w:type="dxa" w:w="9792"/>
+          </w:tcPr>
+          <w:p>
+            <w:pPr>
+              <w:spacing w:after="180" w:before="180"/>
+            </w:pPr>
+            <w:r/>
+          </w:p>
+        </w:tc>
+      </w:tr>
+    </w:tbl>
+    <w:p>
+      <w:pPr>
+        <w:spacing w:after="80" w:before="0" w:line="240" w:lineRule="auto"/>
+      </w:pPr>
+      <w:r>
+        <w:rPr>
+          <w:sz w:val="2"/>
+        </w:rPr>
       </w:r>
     </w:p>
     <w:p>

--- a/seminars/global-market-entry/Participant_Workbook.docx
+++ b/seminars/global-market-entry/Participant_Workbook.docx
@@ -205,7 +205,7 @@
           <w:sz w:val="21"/>
         </w:rPr>
         <w:tab/>
-        <w:t>2</w:t>
+        <w:t>@@agenda@@</w:t>
       </w:r>
     </w:p>
     <w:p>
@@ -233,7 +233,7 @@
           <w:sz w:val="21"/>
         </w:rPr>
         <w:tab/>
-        <w:t>3</w:t>
+        <w:t>@@part1@@</w:t>
       </w:r>
     </w:p>
     <w:p>
@@ -261,7 +261,7 @@
           <w:sz w:val="21"/>
         </w:rPr>
         <w:tab/>
-        <w:t>4</w:t>
+        <w:t>@@part2@@</w:t>
       </w:r>
     </w:p>
     <w:p>
@@ -289,7 +289,7 @@
           <w:sz w:val="21"/>
         </w:rPr>
         <w:tab/>
-        <w:t>6</w:t>
+        <w:t>@@ex1@@</w:t>
       </w:r>
     </w:p>
     <w:p>
@@ -317,7 +317,7 @@
           <w:sz w:val="21"/>
         </w:rPr>
         <w:tab/>
-        <w:t>7</w:t>
+        <w:t>@@part3@@</w:t>
       </w:r>
     </w:p>
     <w:p>
@@ -345,7 +345,7 @@
           <w:sz w:val="21"/>
         </w:rPr>
         <w:tab/>
-        <w:t>8</w:t>
+        <w:t>@@part4@@</w:t>
       </w:r>
     </w:p>
     <w:p>
@@ -373,7 +373,7 @@
           <w:sz w:val="21"/>
         </w:rPr>
         <w:tab/>
-        <w:t>9</w:t>
+        <w:t>@@ex2@@</w:t>
       </w:r>
     </w:p>
     <w:p>
@@ -401,7 +401,7 @@
           <w:sz w:val="21"/>
         </w:rPr>
         <w:tab/>
-        <w:t>10</w:t>
+        <w:t>@@part5@@</w:t>
       </w:r>
     </w:p>
     <w:p>
@@ -429,7 +429,7 @@
           <w:sz w:val="21"/>
         </w:rPr>
         <w:tab/>
-        <w:t>11</w:t>
+        <w:t>@@matrix@@</w:t>
       </w:r>
     </w:p>
     <w:p>
@@ -457,7 +457,7 @@
           <w:sz w:val="21"/>
         </w:rPr>
         <w:tab/>
-        <w:t>12</w:t>
+        <w:t>@@euref@@</w:t>
       </w:r>
     </w:p>
     <w:p>
@@ -485,7 +485,7 @@
           <w:sz w:val="21"/>
         </w:rPr>
         <w:tab/>
-        <w:t>13</w:t>
+        <w:t>@@ukref@@</w:t>
       </w:r>
     </w:p>
     <w:p>
@@ -513,7 +513,7 @@
           <w:sz w:val="21"/>
         </w:rPr>
         <w:tab/>
-        <w:t>14</w:t>
+        <w:t>@@glossary@@</w:t>
       </w:r>
     </w:p>
     <w:p>
@@ -541,7 +541,7 @@
           <w:sz w:val="21"/>
         </w:rPr>
         <w:tab/>
-        <w:t>16</w:t>
+        <w:t>@@sources@@</w:t>
       </w:r>
     </w:p>
     <w:p>
@@ -569,7 +569,7 @@
           <w:sz w:val="21"/>
         </w:rPr>
         <w:tab/>
-        <w:t>17</w:t>
+        <w:t>@@action@@</w:t>
       </w:r>
     </w:p>
     <w:p>
@@ -5292,7 +5292,7 @@
           <w:color w:val="A83A3C"/>
           <w:sz w:val="19"/>
         </w:rPr>
-        <w:t>On a legacy MDD certificate there are two clocks, and the earlier one governs. The government has also said it will consult on recognising CE marked devices indefinitely.</w:t>
+        <w:t>On a legacy MDD certificate there are two clocks, and the earlier one governs. The MHRA consulted on recognising CE marked devices indefinitely between February and April 2026; at the time of preparation no response had been published, so these dates remain the law.</w:t>
       </w:r>
     </w:p>
     <w:p>
@@ -10756,7 +10756,7 @@
                 <w:color w:val="22333B"/>
                 <w:sz w:val="18"/>
               </w:rPr>
-              <w:t>Weigh UKCA against simply waiting — the government has said it will consult on indefinite CE recognition.</w:t>
+              <w:t>Weigh UKCA against simply waiting — the MHRA has consulted on indefinite CE recognition and the outcome is pending.</w:t>
             </w:r>
           </w:p>
         </w:tc>
@@ -10822,7 +10822,7 @@
           <w:color w:val="22333B"/>
           <w:sz w:val="19"/>
         </w:rPr>
-        <w:t>applies across the United Kingdom regardless of marking, and is made by the UK RP where the manufacturer is outside the UK.</w:t>
+        <w:t>applies to Great Britain regardless of marking, and is made by the UK RP where the manufacturer is outside the UK. Northern Ireland now runs on EUDAMED registration instead for non-custom-made devices.</w:t>
       </w:r>
     </w:p>
     <w:p>
@@ -11094,7 +11094,7 @@
                 <w:color w:val="C77C1E"/>
                 <w:sz w:val="18"/>
               </w:rPr>
-              <w:t>Government has said it will consult. Not decided</w:t>
+              <w:t>Consulted Feb—Apr 2026. Response not published. Not decided</w:t>
             </w:r>
           </w:p>
         </w:tc>
@@ -12073,7 +12073,7 @@
                 <w:color w:val="22333B"/>
                 <w:sz w:val="18"/>
               </w:rPr>
-              <w:t>The European database for medical devices: actors, devices, certificates, clinical investigations, vigilance and market surveillance.</w:t>
+              <w:t>The European database for medical devices: actors, devices, certificates, clinical investigations, vigilance and market surveillance. Four modules — actors, UDI/devices, notified bodies and certificates, and market surveillance — became mandatory on 28 May 2026; vigilance and clinical investigations follow later.</w:t>
             </w:r>
           </w:p>
         </w:tc>
@@ -13717,7 +13717,7 @@
                 <w:color w:val="22333B"/>
                 <w:sz w:val="18"/>
               </w:rPr>
-              <w:t>Which modules are mandatory today. This has changed more than once.</w:t>
+              <w:t>Which modules are mandatory today, and the MDCG roll-out Q&amp;A for the registration deadline that applies to devices already on the market. This has changed more than once.</w:t>
             </w:r>
           </w:p>
         </w:tc>

--- a/seminars/global-market-entry/Participant_Workbook.docx
+++ b/seminars/global-market-entry/Participant_Workbook.docx
@@ -3410,7 +3410,20 @@
                 <w:color w:val="22333B"/>
                 <w:sz w:val="19"/>
               </w:rPr>
-              <w:t>MDR did not ban equivalence — it made it impractical. Article 61(5) requires, where the equivalent device belongs to another manufacturer, a contract giving you full and ongoing access to their technical documentation. Your competitor will not sign it.</w:t>
+              <w:t>MDR did not ban equivalence, it narrowed it. Equivalence must be shown to a single device across technical, biological and clinical characteristics, and the biological criterion in Annex XIV asks for the SAME materials in contact with the same tissues, not similar ones.</w:t>
+            </w:r>
+          </w:p>
+          <w:p>
+            <w:pPr>
+              <w:spacing w:after="80"/>
+            </w:pPr>
+            <w:r>
+              <w:rPr>
+                <w:rFonts w:ascii="Calibri" w:hAnsi="Calibri"/>
+                <w:color w:val="22333B"/>
+                <w:sz w:val="19"/>
+              </w:rPr>
+              <w:t>The Article 61(5) contract is often misquoted. That contract, giving full ongoing access to another manufacturer's technical documentation, is a condition of the exemption for IMPLANTABLE and CLASS III devices. MDCG 2023-7 states that sufficient access does not require a contract in all circumstances. For Class IIa and IIb, Annex XIV Section 3 instead requires sufficient access to the data behind the claim, justified in your clinical evaluation report and accepted by your notified body.</w:t>
             </w:r>
           </w:p>
           <w:p>
